--- a/docs/USER_GUIDE.docx
+++ b/docs/USER_GUIDE.docx
@@ -746,7 +746,266 @@
           <w:color w:val="2C3E56"/>
           <w:sz w:val="28"/>
         </w:rPr>
-        <w:t>The ordering rule (periodic review, single-echelon target)</w:t>
+        <w:t>Per-stage coverage (each push point has its own horizon)</w:t>
+      </w:r>
+    </w:p>
+    <w:p>
+      <w:pPr>
+        <w:spacing w:after="80"/>
+      </w:pPr>
+      <w:r>
+        <w:t>The planner does not place a single order to the supplier. Each of the four push points reviews its own position and places its own order, against a coverage window that spans only the lead time DOWNSTREAM of that point plus the order frequency. A unit released at a downstream stage needs less lead time to reach a store, so it carries a shorter coverage target:</w:t>
+      </w:r>
+    </w:p>
+    <w:tbl>
+      <w:tblPr>
+        <w:tblStyle w:val="LightGrid-Accent1"/>
+        <w:tblW w:type="auto" w:w="0"/>
+        <w:tblLook w:firstColumn="1" w:firstRow="1" w:lastColumn="0" w:lastRow="0" w:noHBand="0" w:noVBand="1" w:val="04A0"/>
+      </w:tblPr>
+      <w:tblGrid>
+        <w:gridCol w:w="3249"/>
+        <w:gridCol w:w="3249"/>
+        <w:gridCol w:w="3249"/>
+      </w:tblGrid>
+      <w:tr>
+        <w:tc>
+          <w:tcPr>
+            <w:tcW w:type="dxa" w:w="2154"/>
+            <w:shd w:val="clear" w:fill="DCE3ED"/>
+          </w:tcPr>
+          <w:p>
+            <w:r/>
+            <w:r>
+              <w:rPr>
+                <w:b/>
+                <w:sz w:val="20"/>
+              </w:rPr>
+              <w:t>Push point</w:t>
+            </w:r>
+          </w:p>
+        </w:tc>
+        <w:tc>
+          <w:tcPr>
+            <w:tcW w:type="dxa" w:w="1474"/>
+            <w:shd w:val="clear" w:fill="DCE3ED"/>
+          </w:tcPr>
+          <w:p>
+            <w:r/>
+            <w:r>
+              <w:rPr>
+                <w:b/>
+                <w:sz w:val="20"/>
+              </w:rPr>
+              <w:t>Order target</w:t>
+            </w:r>
+          </w:p>
+        </w:tc>
+        <w:tc>
+          <w:tcPr>
+            <w:tcW w:type="dxa" w:w="4082"/>
+            <w:shd w:val="clear" w:fill="DCE3ED"/>
+          </w:tcPr>
+          <w:p>
+            <w:r/>
+            <w:r>
+              <w:rPr>
+                <w:b/>
+                <w:sz w:val="20"/>
+              </w:rPr>
+              <w:t>Coverage window (weeks)</w:t>
+            </w:r>
+          </w:p>
+        </w:tc>
+      </w:tr>
+      <w:tr>
+        <w:tc>
+          <w:tcPr>
+            <w:tcW w:type="dxa" w:w="2154"/>
+          </w:tcPr>
+          <w:p>
+            <w:r/>
+            <w:r>
+              <w:rPr>
+                <w:sz w:val="19"/>
+              </w:rPr>
+              <w:t>Supplier (RM in)</w:t>
+            </w:r>
+          </w:p>
+        </w:tc>
+        <w:tc>
+          <w:tcPr>
+            <w:tcW w:type="dxa" w:w="1474"/>
+          </w:tcPr>
+          <w:p>
+            <w:r/>
+            <w:r>
+              <w:rPr>
+                <w:sz w:val="19"/>
+              </w:rPr>
+              <w:t>od_sup</w:t>
+            </w:r>
+          </w:p>
+        </w:tc>
+        <w:tc>
+          <w:tcPr>
+            <w:tcW w:type="dxa" w:w="4082"/>
+          </w:tcPr>
+          <w:p>
+            <w:r/>
+            <w:r>
+              <w:rPr>
+                <w:sz w:val="19"/>
+              </w:rPr>
+              <w:t>mat_lt + semi_lt + fp_lt + dist_lt + freq</w:t>
+            </w:r>
+          </w:p>
+        </w:tc>
+      </w:tr>
+      <w:tr>
+        <w:tc>
+          <w:tcPr>
+            <w:tcW w:type="dxa" w:w="2154"/>
+          </w:tcPr>
+          <w:p>
+            <w:r/>
+            <w:r>
+              <w:rPr>
+                <w:sz w:val="19"/>
+              </w:rPr>
+              <w:t>Semi (RM → Semi)</w:t>
+            </w:r>
+          </w:p>
+        </w:tc>
+        <w:tc>
+          <w:tcPr>
+            <w:tcW w:type="dxa" w:w="1474"/>
+          </w:tcPr>
+          <w:p>
+            <w:r/>
+            <w:r>
+              <w:rPr>
+                <w:sz w:val="19"/>
+              </w:rPr>
+              <w:t>od_semi</w:t>
+            </w:r>
+          </w:p>
+        </w:tc>
+        <w:tc>
+          <w:tcPr>
+            <w:tcW w:type="dxa" w:w="4082"/>
+          </w:tcPr>
+          <w:p>
+            <w:r/>
+            <w:r>
+              <w:rPr>
+                <w:sz w:val="19"/>
+              </w:rPr>
+              <w:t>semi_lt + fp_lt + dist_lt + freq</w:t>
+            </w:r>
+          </w:p>
+        </w:tc>
+      </w:tr>
+      <w:tr>
+        <w:tc>
+          <w:tcPr>
+            <w:tcW w:type="dxa" w:w="2154"/>
+          </w:tcPr>
+          <w:p>
+            <w:r/>
+            <w:r>
+              <w:rPr>
+                <w:sz w:val="19"/>
+              </w:rPr>
+              <w:t>Finishing (Semi → FP)</w:t>
+            </w:r>
+          </w:p>
+        </w:tc>
+        <w:tc>
+          <w:tcPr>
+            <w:tcW w:type="dxa" w:w="1474"/>
+          </w:tcPr>
+          <w:p>
+            <w:r/>
+            <w:r>
+              <w:rPr>
+                <w:sz w:val="19"/>
+              </w:rPr>
+              <w:t>od_fp</w:t>
+            </w:r>
+          </w:p>
+        </w:tc>
+        <w:tc>
+          <w:tcPr>
+            <w:tcW w:type="dxa" w:w="4082"/>
+          </w:tcPr>
+          <w:p>
+            <w:r/>
+            <w:r>
+              <w:rPr>
+                <w:sz w:val="19"/>
+              </w:rPr>
+              <w:t>fp_lt + dist_lt + freq</w:t>
+            </w:r>
+          </w:p>
+        </w:tc>
+      </w:tr>
+      <w:tr>
+        <w:tc>
+          <w:tcPr>
+            <w:tcW w:type="dxa" w:w="2154"/>
+          </w:tcPr>
+          <w:p>
+            <w:r/>
+            <w:r>
+              <w:rPr>
+                <w:sz w:val="19"/>
+              </w:rPr>
+              <w:t>CW push (FP → store)</w:t>
+            </w:r>
+          </w:p>
+        </w:tc>
+        <w:tc>
+          <w:tcPr>
+            <w:tcW w:type="dxa" w:w="1474"/>
+          </w:tcPr>
+          <w:p>
+            <w:r/>
+            <w:r>
+              <w:rPr>
+                <w:sz w:val="19"/>
+              </w:rPr>
+              <w:t>od_ship</w:t>
+            </w:r>
+          </w:p>
+        </w:tc>
+        <w:tc>
+          <w:tcPr>
+            <w:tcW w:type="dxa" w:w="4082"/>
+          </w:tcPr>
+          <w:p>
+            <w:r/>
+            <w:r>
+              <w:rPr>
+                <w:sz w:val="19"/>
+              </w:rPr>
+              <w:t>dist_lt + freq</w:t>
+            </w:r>
+          </w:p>
+        </w:tc>
+      </w:tr>
+    </w:tbl>
+    <w:p>
+      <w:pPr>
+        <w:spacing w:before="200" w:after="80"/>
+      </w:pPr>
+      <w:r>
+        <w:rPr>
+          <w:b/>
+          <w:color w:val="2C3E56"/>
+          <w:sz w:val="28"/>
+        </w:rPr>
+        <w:t>The ordering rule (periodic review, multi-echelon targets)</w:t>
       </w:r>
     </w:p>
     <w:p>
@@ -762,11 +1021,17 @@
         </w:rPr>
         <w:t>if w in review_weeks:</w:t>
         <w:br/>
-        <w:t xml:space="preserve">    target   = forecast × coverage</w:t>
+        <w:t xml:space="preserve">    for stage in [sup, semi, fp, ship]:</w:t>
         <w:br/>
-        <w:t xml:space="preserve">    existing = stores + WIP + buffers + supplier_backlog</w:t>
+        <w:t xml:space="preserve">        target_x   = forecast × coverage_x        # demand to cover</w:t>
         <w:br/>
-        <w:t xml:space="preserve">    order    = max(0, target − existing)</w:t>
+        <w:t xml:space="preserve">        existing_x = (stores + every unit already AT or DOWNSTREAM</w:t>
+        <w:br/>
+        <w:t xml:space="preserve">                      of this stage's push point) + this stage's backlog</w:t>
+        <w:br/>
+        <w:t xml:space="preserve">        order_x    = max(0, target_x − existing_x)</w:t>
+        <w:br/>
+        <w:t xml:space="preserve">        backlog_x += order_x                       # accrues to the stage</w:t>
       </w:r>
     </w:p>
     <w:p>
@@ -774,7 +1039,36 @@
         <w:spacing w:after="80"/>
       </w:pPr>
       <w:r>
-        <w:t>On non-review weeks, the order is zero. The forecast updates only on review weeks (the planner re-bases on the latest observed demand). This intentionally models the periodic-review information lag that hurts Push more than Agile.</w:t>
+        <w:t>Each stage's existing-count includes only inventory from that stage's push point downstream, plus that stage's own outstanding backlog — so consecutive reviews never double-count, and an upstream order does not suppress a downstream one. The four orders accrue to four independent backlogs (supplier pre-buffer, semi, fp, ship). Each processing or shipping step later in the week consumes against its OWN backlog: RM→Semi draws down the semi backlog, Semi→FP the fp backlog, and the CW→store push the ship backlog. This is what ‘advanced stage ordering' means — every stage pulls work forward on its own shorter horizon instead of waiting for one chain-level order to propagate.</w:t>
+      </w:r>
+    </w:p>
+    <w:p>
+      <w:pPr>
+        <w:spacing w:after="80"/>
+      </w:pPr>
+      <w:r>
+        <w:t>On non-review weeks, all orders are zero. The forecast updates only on review weeks (the planner re-bases on the latest observed demand). This intentionally models the periodic-review information lag that hurts Push more than Agile.</w:t>
+      </w:r>
+    </w:p>
+    <w:p>
+      <w:pPr>
+        <w:spacing w:before="200" w:after="80"/>
+      </w:pPr>
+      <w:r>
+        <w:rPr>
+          <w:b/>
+          <w:color w:val="2C3E56"/>
+          <w:sz w:val="28"/>
+        </w:rPr>
+        <w:t>Per-store gap adjustment (smart distribution only)</w:t>
+      </w:r>
+    </w:p>
+    <w:p>
+      <w:pPr>
+        <w:spacing w:after="80"/>
+      </w:pPr>
+      <w:r>
+        <w:t>Pooled stage targets answer ‘does the chain hold enough in aggregate?' but can miss the case where one store is starving while another sits on surplus. When smart distribution is on, each stage also computes a per-store gap: it works out the cover-equalizing share of the common upstream pool that the CW push will actually deliver, then sums each store's remaining shortfall. The final stage order is the MAX of the pooled order and this per-store gap, so ordering and execution use the same allocation logic.</w:t>
       </w:r>
     </w:p>
     <w:p>
@@ -826,7 +1120,7 @@
           <w:color w:val="2C3E56"/>
           <w:sz w:val="28"/>
         </w:rPr>
-        <w:t>What the planner sees</w:t>
+        <w:t>What the planner sees (two forecast regimes)</w:t>
       </w:r>
     </w:p>
     <w:p>
@@ -834,7 +1128,92 @@
         <w:spacing w:after="80"/>
       </w:pPr>
       <w:r>
-        <w:t>On each review week the planner observes the current week's actual demand and treats it as the forward-looking forecast for ordering purposes. There is no moving-average smoothing or exponential-smoothing layer — the simulator deliberately uses the simplest possible signal so that the comparison between Agile and Push isolates the structural effects of lead time and review frequency.</w:t>
+        <w:t>The simulator runs one of two forecast regimes depending on the demand profile:</w:t>
+      </w:r>
+    </w:p>
+    <w:p>
+      <w:pPr>
+        <w:pStyle w:val="ListBullet"/>
+        <w:spacing w:after="40"/>
+      </w:pPr>
+      <w:r>
+        <w:t>Flat / Ramp / Drop (no seasonal curve): on each review week the planner observes the current week's actual demand and treats it as the flat forward-looking rate. Each stage target is simply forecast × coverage_x. No smoothing layer — the simplest possible signal, so the comparison isolates the structural effects of lead time and review frequency.</w:t>
+      </w:r>
+    </w:p>
+    <w:p>
+      <w:pPr>
+        <w:pStyle w:val="ListBullet"/>
+        <w:spacing w:after="40"/>
+      </w:pPr>
+      <w:r>
+        <w:t>Seasonal: the planner holds a believed demand SHAPE (the planner curve) but does not know its MAGNITUDE until the season starts. Targets are a forward look-ahead over that curve, scaled by a factor discovered at the first review (next subsection).</w:t>
+      </w:r>
+    </w:p>
+    <w:p>
+      <w:pPr>
+        <w:spacing w:before="200" w:after="80"/>
+      </w:pPr>
+      <w:r>
+        <w:rPr>
+          <w:b/>
+          <w:color w:val="2C3E56"/>
+          <w:sz w:val="28"/>
+        </w:rPr>
+        <w:t>Seasonal: actual sales guessed in the first review period</w:t>
+      </w:r>
+    </w:p>
+    <w:p>
+      <w:pPr>
+        <w:spacing w:after="80"/>
+      </w:pPr>
+      <w:r>
+        <w:t>A seasonal planner knows the season is, say, ‘steep, peaking around week 6,' but cannot know in advance whether this year sells at an average of 30, 100 or 300 a week. The simulator models exactly this. The planner curve encodes the believed shape, normalized to an average of 100/wk. On the FIRST review week the planner compares cumulative actual demand so far against the cumulative curve over the same weeks and locks a single scaling factor:</w:t>
+      </w:r>
+    </w:p>
+    <w:p>
+      <w:pPr>
+        <w:spacing w:before="40" w:after="120"/>
+        <w:ind w:left="283"/>
+      </w:pPr>
+      <w:r>
+        <w:rPr>
+          <w:rFonts w:ascii="Consolas" w:hAnsi="Consolas"/>
+          <w:color w:val="1A2A40"/>
+          <w:sz w:val="19"/>
+        </w:rPr>
+        <w:t># locked once, at the first review week only</w:t>
+        <w:br/>
+        <w:t>f = Σ actual_demand[1..w]  /  Σ planner_curve[1..w]</w:t>
+      </w:r>
+    </w:p>
+    <w:p>
+      <w:pPr>
+        <w:spacing w:after="80"/>
+      </w:pPr>
+      <w:r>
+        <w:t>From then on, every stage target is a forward sum over the believed curve, scaled by that discovered factor:</w:t>
+      </w:r>
+    </w:p>
+    <w:p>
+      <w:pPr>
+        <w:spacing w:before="40" w:after="120"/>
+        <w:ind w:left="283"/>
+      </w:pPr>
+      <w:r>
+        <w:rPr>
+          <w:rFonts w:ascii="Consolas" w:hAnsi="Consolas"/>
+          <w:color w:val="1A2A40"/>
+          <w:sz w:val="19"/>
+        </w:rPr>
+        <w:t>target_x = f × Σ planner_curve[w+1 .. w+coverage_x]   (capped at sim end)</w:t>
+      </w:r>
+    </w:p>
+    <w:p>
+      <w:pPr>
+        <w:spacing w:after="80"/>
+      </w:pPr>
+      <w:r>
+        <w:t>So if the believed average was 100/wk but the first period sells through at roughly 3×, the planner locks f ≈ 3.0 and scales its entire forward plan up by 3× — it has ‘guessed' the season's magnitude from the opening weeks and commits to it. The factor is snapped to a clean integer (or 0.1 increment) when the observed ratio is within rounding-drift distance, because the integer weekly demand the presets generate produces ratios that are nearly but not exactly clean (e.g. an avg-300 curve against an avg-100 belief reads as ~2.99 rather than 3.00). Snapping keeps the displayed factor readable without changing behaviour. Once locked, the factor never re-bases — a wrong first guess is carried for the rest of the season, which is the whole point: long-cycle planners live with their opening-period read.</w:t>
       </w:r>
     </w:p>
     <w:p>
@@ -900,6 +1279,14 @@
       </w:pPr>
       <w:r>
         <w:t>This means that as the supplier accumulates a backlog, the planner does NOT re-order the same units — they are already on the books.</w:t>
+      </w:r>
+    </w:p>
+    <w:p>
+      <w:pPr>
+        <w:spacing w:after="80"/>
+      </w:pPr>
+      <w:r>
+        <w:t>The list above is the SUPPLIER stage's existing-count. Each downstream stage uses a narrower slice: the Semi order ignores raw material and the Material pipe (those cannot reach a store within its shorter coverage), the Finishing order ignores everything upstream of the FP pipe, and the CW push counts only store stock plus distribution pipes. Each stage also adds its own backlog, never another stage's, so the four orders stay independent.</w:t>
       </w:r>
     </w:p>
     <w:p>

--- a/docs/USER_GUIDE.docx
+++ b/docs/USER_GUIDE.docx
@@ -44,7 +44,7 @@
         <w:spacing w:after="80"/>
       </w:pPr>
       <w:r>
-        <w:t>This tool simulates a 26-week, two-store supply chain across four physical stages (Material → Semi → Finishing+CW → Distribution). It compares Push and Agile architectures across three demand regimes (Flat, Growth, Drop) plus Seasonal patterns, and quantifies the financial impact of lead time, order frequency, stock distribution, and reactive distribution.</w:t>
+        <w:t>This tool simulates a 26-week, multi-store supply chain across four physical stages (Material → Semi → Finishing+CW → Distribution). The store network is configurable (10–500 stores) and split into three sell-rate tiers (high-selling / medium / small). It compares Push and Agile architectures across three demand regimes (Flat, Growth, Drop) plus Seasonal patterns, and quantifies the financial impact of lead time, order frequency, stock distribution, reactive distribution, and a lifetime production cap.</w:t>
       </w:r>
     </w:p>
     <w:p>
@@ -260,7 +260,7 @@
         <w:spacing w:after="80"/>
       </w:pPr>
       <w:r>
-        <w:t>A single product flows through four sequential stages, each with its own lead time and capacity. Two retail stores draw from a shared central warehouse (CW). Demand is split between the stores by a configurable percentage. The supplier ships raw material into the Material pipe; capacity ramps linearly once the factory is activated by the first order.</w:t>
+        <w:t>A single product flows through four sequential stages, each with its own lead time and capacity. A configurable network of retail stores (10–500) draws from a shared central warehouse (CW). The supplier ships raw material into the Material pipe; capacity ramps linearly once the factory is activated by the first order.</w:t>
       </w:r>
     </w:p>
     <w:tbl>
@@ -657,7 +657,7 @@
           <w:color w:val="2C3E56"/>
           <w:sz w:val="28"/>
         </w:rPr>
-        <w:t>Two stores, smart distribution</w:t>
+        <w:t>The store network and demand tiers</w:t>
       </w:r>
     </w:p>
     <w:p>
@@ -665,7 +665,310 @@
         <w:spacing w:after="80"/>
       </w:pPr>
       <w:r>
-        <w:t>Store A receives the demand share configured in the sidebar (default 60%); Store B receives the remainder (default 40%). Initial store stock is always split 50/50 — the planner has not yet reviewed when the simulation begins. From the first planning review onward, smart distribution rebalances CW pushes to equalize weeks-of-cover between stores before splitting by demand rate.</w:t>
+        <w:t>Stores are not identical. The network is split into three sell-rate tiers, fixed for the whole run, with the high-selling minority carrying most of the volume:</w:t>
+      </w:r>
+    </w:p>
+    <w:tbl>
+      <w:tblPr>
+        <w:tblStyle w:val="LightGrid-Accent1"/>
+        <w:tblW w:type="auto" w:w="0"/>
+        <w:tblLook w:firstColumn="1" w:firstRow="1" w:lastColumn="0" w:lastRow="0" w:noHBand="0" w:noVBand="1" w:val="04A0"/>
+      </w:tblPr>
+      <w:tblGrid>
+        <w:gridCol w:w="2436"/>
+        <w:gridCol w:w="2436"/>
+        <w:gridCol w:w="2436"/>
+        <w:gridCol w:w="2436"/>
+      </w:tblGrid>
+      <w:tr>
+        <w:tc>
+          <w:tcPr>
+            <w:tcW w:type="dxa" w:w="1814"/>
+            <w:shd w:val="clear" w:fill="DCE3ED"/>
+          </w:tcPr>
+          <w:p>
+            <w:r/>
+            <w:r>
+              <w:rPr>
+                <w:b/>
+                <w:sz w:val="20"/>
+              </w:rPr>
+              <w:t>Tier</w:t>
+            </w:r>
+          </w:p>
+        </w:tc>
+        <w:tc>
+          <w:tcPr>
+            <w:tcW w:type="dxa" w:w="1928"/>
+            <w:shd w:val="clear" w:fill="DCE3ED"/>
+          </w:tcPr>
+          <w:p>
+            <w:r/>
+            <w:r>
+              <w:rPr>
+                <w:b/>
+                <w:sz w:val="20"/>
+              </w:rPr>
+              <w:t>Share of stores</w:t>
+            </w:r>
+          </w:p>
+        </w:tc>
+        <w:tc>
+          <w:tcPr>
+            <w:tcW w:type="dxa" w:w="1928"/>
+            <w:shd w:val="clear" w:fill="DCE3ED"/>
+          </w:tcPr>
+          <w:p>
+            <w:r/>
+            <w:r>
+              <w:rPr>
+                <w:b/>
+                <w:sz w:val="20"/>
+              </w:rPr>
+              <w:t>Sell-rate weight</w:t>
+            </w:r>
+          </w:p>
+        </w:tc>
+        <w:tc>
+          <w:tcPr>
+            <w:tcW w:type="dxa" w:w="2268"/>
+            <w:shd w:val="clear" w:fill="DCE3ED"/>
+          </w:tcPr>
+          <w:p>
+            <w:r/>
+            <w:r>
+              <w:rPr>
+                <w:b/>
+                <w:sz w:val="20"/>
+              </w:rPr>
+              <w:t>Share of total sales</w:t>
+            </w:r>
+          </w:p>
+        </w:tc>
+      </w:tr>
+      <w:tr>
+        <w:tc>
+          <w:tcPr>
+            <w:tcW w:type="dxa" w:w="1814"/>
+          </w:tcPr>
+          <w:p>
+            <w:r/>
+            <w:r>
+              <w:rPr>
+                <w:sz w:val="19"/>
+              </w:rPr>
+              <w:t>High-selling</w:t>
+            </w:r>
+          </w:p>
+        </w:tc>
+        <w:tc>
+          <w:tcPr>
+            <w:tcW w:type="dxa" w:w="1928"/>
+          </w:tcPr>
+          <w:p>
+            <w:r/>
+            <w:r>
+              <w:rPr>
+                <w:sz w:val="19"/>
+              </w:rPr>
+              <w:t>10%</w:t>
+            </w:r>
+          </w:p>
+        </w:tc>
+        <w:tc>
+          <w:tcPr>
+            <w:tcW w:type="dxa" w:w="1928"/>
+          </w:tcPr>
+          <w:p>
+            <w:r/>
+            <w:r>
+              <w:rPr>
+                <w:sz w:val="19"/>
+              </w:rPr>
+              <w:t>4.0× average</w:t>
+            </w:r>
+          </w:p>
+        </w:tc>
+        <w:tc>
+          <w:tcPr>
+            <w:tcW w:type="dxa" w:w="2268"/>
+          </w:tcPr>
+          <w:p>
+            <w:r/>
+            <w:r>
+              <w:rPr>
+                <w:sz w:val="19"/>
+              </w:rPr>
+              <w:t>~40%</w:t>
+            </w:r>
+          </w:p>
+        </w:tc>
+      </w:tr>
+      <w:tr>
+        <w:tc>
+          <w:tcPr>
+            <w:tcW w:type="dxa" w:w="1814"/>
+          </w:tcPr>
+          <w:p>
+            <w:r/>
+            <w:r>
+              <w:rPr>
+                <w:sz w:val="19"/>
+              </w:rPr>
+              <w:t>Medium</w:t>
+            </w:r>
+          </w:p>
+        </w:tc>
+        <w:tc>
+          <w:tcPr>
+            <w:tcW w:type="dxa" w:w="1928"/>
+          </w:tcPr>
+          <w:p>
+            <w:r/>
+            <w:r>
+              <w:rPr>
+                <w:sz w:val="19"/>
+              </w:rPr>
+              <w:t>30%</w:t>
+            </w:r>
+          </w:p>
+        </w:tc>
+        <w:tc>
+          <w:tcPr>
+            <w:tcW w:type="dxa" w:w="1928"/>
+          </w:tcPr>
+          <w:p>
+            <w:r/>
+            <w:r>
+              <w:rPr>
+                <w:sz w:val="19"/>
+              </w:rPr>
+              <w:t>1.0× average</w:t>
+            </w:r>
+          </w:p>
+        </w:tc>
+        <w:tc>
+          <w:tcPr>
+            <w:tcW w:type="dxa" w:w="2268"/>
+          </w:tcPr>
+          <w:p>
+            <w:r/>
+            <w:r>
+              <w:rPr>
+                <w:sz w:val="19"/>
+              </w:rPr>
+              <w:t>~30%</w:t>
+            </w:r>
+          </w:p>
+        </w:tc>
+      </w:tr>
+      <w:tr>
+        <w:tc>
+          <w:tcPr>
+            <w:tcW w:type="dxa" w:w="1814"/>
+          </w:tcPr>
+          <w:p>
+            <w:r/>
+            <w:r>
+              <w:rPr>
+                <w:sz w:val="19"/>
+              </w:rPr>
+              <w:t>Small</w:t>
+            </w:r>
+          </w:p>
+        </w:tc>
+        <w:tc>
+          <w:tcPr>
+            <w:tcW w:type="dxa" w:w="1928"/>
+          </w:tcPr>
+          <w:p>
+            <w:r/>
+            <w:r>
+              <w:rPr>
+                <w:sz w:val="19"/>
+              </w:rPr>
+              <w:t>60%</w:t>
+            </w:r>
+          </w:p>
+        </w:tc>
+        <w:tc>
+          <w:tcPr>
+            <w:tcW w:type="dxa" w:w="1928"/>
+          </w:tcPr>
+          <w:p>
+            <w:r/>
+            <w:r>
+              <w:rPr>
+                <w:sz w:val="19"/>
+              </w:rPr>
+              <w:t>0.5× average</w:t>
+            </w:r>
+          </w:p>
+        </w:tc>
+        <w:tc>
+          <w:tcPr>
+            <w:tcW w:type="dxa" w:w="2268"/>
+          </w:tcPr>
+          <w:p>
+            <w:r/>
+            <w:r>
+              <w:rPr>
+                <w:sz w:val="19"/>
+              </w:rPr>
+              <w:t>~30%</w:t>
+            </w:r>
+          </w:p>
+        </w:tc>
+      </w:tr>
+    </w:tbl>
+    <w:p>
+      <w:pPr>
+        <w:spacing w:after="80"/>
+      </w:pPr>
+      <w:r>
+        <w:t>Stores are numbered in tier order: the high-selling stores first, then medium, then small. This numbering is what the sales-matrix heatmap uses on its vertical axis (high-selling at the top, small at the bottom).</w:t>
+      </w:r>
+    </w:p>
+    <w:p>
+      <w:pPr>
+        <w:spacing w:before="200" w:after="80"/>
+      </w:pPr>
+      <w:r>
+        <w:rPr>
+          <w:b/>
+          <w:color w:val="2C3E56"/>
+          <w:sz w:val="28"/>
+        </w:rPr>
+        <w:t>Deterministic per-store demand</w:t>
+      </w:r>
+    </w:p>
+    <w:p>
+      <w:pPr>
+        <w:spacing w:after="80"/>
+      </w:pPr>
+      <w:r>
+        <w:t>Per-store demand is deterministic — there is no random draw, so the same inputs always produce the same week-by-week result. Each week the total demand is split across the tiers in the fixed rate ratio high-selling : medium : small = 15 : 6 : 1, scaled so the per-store numbers sum to the week's total exactly. For example, with 6 stores (1 high, 2 medium, 3 small) and a total of 10/wk, the high store sells 5, each medium sells 2, and the three small stores share the remaining 1 — rotating which small store gets it week to week so each lands on its long-run average. Any rounding remainder is given to the high-selling bucket first.</w:t>
+      </w:r>
+    </w:p>
+    <w:p>
+      <w:pPr>
+        <w:spacing w:before="200" w:after="80"/>
+      </w:pPr>
+      <w:r>
+        <w:rPr>
+          <w:b/>
+          <w:color w:val="2C3E56"/>
+          <w:sz w:val="28"/>
+        </w:rPr>
+        <w:t>Smart distribution</w:t>
+      </w:r>
+    </w:p>
+    <w:p>
+      <w:pPr>
+        <w:spacing w:after="80"/>
+      </w:pPr>
+      <w:r>
+        <w:t>Initial store stock is spread evenly across the network at week 0 — the planner has not yet reviewed. From the first review onward, smart distribution water-fills each CW push to equalize weeks-of-cover across stores, using each store's learned sell rate, so the high-selling stores are replenished ahead of the small ones. (The allocator distributes the integer rounding remainder by largest fractional share, so no single store hoards the leftover units.)</w:t>
       </w:r>
     </w:p>
     <w:p>
@@ -746,7 +1049,266 @@
           <w:color w:val="2C3E56"/>
           <w:sz w:val="28"/>
         </w:rPr>
-        <w:t>The ordering rule (periodic review, single-echelon target)</w:t>
+        <w:t>Per-stage coverage (each push point has its own horizon)</w:t>
+      </w:r>
+    </w:p>
+    <w:p>
+      <w:pPr>
+        <w:spacing w:after="80"/>
+      </w:pPr>
+      <w:r>
+        <w:t>The planner does not place a single order to the supplier. Each of the four push points reviews its own position and places its own order, against a coverage window that spans only the lead time DOWNSTREAM of that point plus the order frequency. A unit released at a downstream stage needs less lead time to reach a store, so it carries a shorter coverage target:</w:t>
+      </w:r>
+    </w:p>
+    <w:tbl>
+      <w:tblPr>
+        <w:tblStyle w:val="LightGrid-Accent1"/>
+        <w:tblW w:type="auto" w:w="0"/>
+        <w:tblLook w:firstColumn="1" w:firstRow="1" w:lastColumn="0" w:lastRow="0" w:noHBand="0" w:noVBand="1" w:val="04A0"/>
+      </w:tblPr>
+      <w:tblGrid>
+        <w:gridCol w:w="3249"/>
+        <w:gridCol w:w="3249"/>
+        <w:gridCol w:w="3249"/>
+      </w:tblGrid>
+      <w:tr>
+        <w:tc>
+          <w:tcPr>
+            <w:tcW w:type="dxa" w:w="2154"/>
+            <w:shd w:val="clear" w:fill="DCE3ED"/>
+          </w:tcPr>
+          <w:p>
+            <w:r/>
+            <w:r>
+              <w:rPr>
+                <w:b/>
+                <w:sz w:val="20"/>
+              </w:rPr>
+              <w:t>Push point</w:t>
+            </w:r>
+          </w:p>
+        </w:tc>
+        <w:tc>
+          <w:tcPr>
+            <w:tcW w:type="dxa" w:w="1474"/>
+            <w:shd w:val="clear" w:fill="DCE3ED"/>
+          </w:tcPr>
+          <w:p>
+            <w:r/>
+            <w:r>
+              <w:rPr>
+                <w:b/>
+                <w:sz w:val="20"/>
+              </w:rPr>
+              <w:t>Order target</w:t>
+            </w:r>
+          </w:p>
+        </w:tc>
+        <w:tc>
+          <w:tcPr>
+            <w:tcW w:type="dxa" w:w="4082"/>
+            <w:shd w:val="clear" w:fill="DCE3ED"/>
+          </w:tcPr>
+          <w:p>
+            <w:r/>
+            <w:r>
+              <w:rPr>
+                <w:b/>
+                <w:sz w:val="20"/>
+              </w:rPr>
+              <w:t>Coverage window (weeks)</w:t>
+            </w:r>
+          </w:p>
+        </w:tc>
+      </w:tr>
+      <w:tr>
+        <w:tc>
+          <w:tcPr>
+            <w:tcW w:type="dxa" w:w="2154"/>
+          </w:tcPr>
+          <w:p>
+            <w:r/>
+            <w:r>
+              <w:rPr>
+                <w:sz w:val="19"/>
+              </w:rPr>
+              <w:t>Supplier (RM in)</w:t>
+            </w:r>
+          </w:p>
+        </w:tc>
+        <w:tc>
+          <w:tcPr>
+            <w:tcW w:type="dxa" w:w="1474"/>
+          </w:tcPr>
+          <w:p>
+            <w:r/>
+            <w:r>
+              <w:rPr>
+                <w:sz w:val="19"/>
+              </w:rPr>
+              <w:t>od_sup</w:t>
+            </w:r>
+          </w:p>
+        </w:tc>
+        <w:tc>
+          <w:tcPr>
+            <w:tcW w:type="dxa" w:w="4082"/>
+          </w:tcPr>
+          <w:p>
+            <w:r/>
+            <w:r>
+              <w:rPr>
+                <w:sz w:val="19"/>
+              </w:rPr>
+              <w:t>mat_lt + semi_lt + fp_lt + dist_lt + freq</w:t>
+            </w:r>
+          </w:p>
+        </w:tc>
+      </w:tr>
+      <w:tr>
+        <w:tc>
+          <w:tcPr>
+            <w:tcW w:type="dxa" w:w="2154"/>
+          </w:tcPr>
+          <w:p>
+            <w:r/>
+            <w:r>
+              <w:rPr>
+                <w:sz w:val="19"/>
+              </w:rPr>
+              <w:t>Semi (RM → Semi)</w:t>
+            </w:r>
+          </w:p>
+        </w:tc>
+        <w:tc>
+          <w:tcPr>
+            <w:tcW w:type="dxa" w:w="1474"/>
+          </w:tcPr>
+          <w:p>
+            <w:r/>
+            <w:r>
+              <w:rPr>
+                <w:sz w:val="19"/>
+              </w:rPr>
+              <w:t>od_semi</w:t>
+            </w:r>
+          </w:p>
+        </w:tc>
+        <w:tc>
+          <w:tcPr>
+            <w:tcW w:type="dxa" w:w="4082"/>
+          </w:tcPr>
+          <w:p>
+            <w:r/>
+            <w:r>
+              <w:rPr>
+                <w:sz w:val="19"/>
+              </w:rPr>
+              <w:t>semi_lt + fp_lt + dist_lt + freq</w:t>
+            </w:r>
+          </w:p>
+        </w:tc>
+      </w:tr>
+      <w:tr>
+        <w:tc>
+          <w:tcPr>
+            <w:tcW w:type="dxa" w:w="2154"/>
+          </w:tcPr>
+          <w:p>
+            <w:r/>
+            <w:r>
+              <w:rPr>
+                <w:sz w:val="19"/>
+              </w:rPr>
+              <w:t>Finishing (Semi → FP)</w:t>
+            </w:r>
+          </w:p>
+        </w:tc>
+        <w:tc>
+          <w:tcPr>
+            <w:tcW w:type="dxa" w:w="1474"/>
+          </w:tcPr>
+          <w:p>
+            <w:r/>
+            <w:r>
+              <w:rPr>
+                <w:sz w:val="19"/>
+              </w:rPr>
+              <w:t>od_fp</w:t>
+            </w:r>
+          </w:p>
+        </w:tc>
+        <w:tc>
+          <w:tcPr>
+            <w:tcW w:type="dxa" w:w="4082"/>
+          </w:tcPr>
+          <w:p>
+            <w:r/>
+            <w:r>
+              <w:rPr>
+                <w:sz w:val="19"/>
+              </w:rPr>
+              <w:t>fp_lt + dist_lt + freq</w:t>
+            </w:r>
+          </w:p>
+        </w:tc>
+      </w:tr>
+      <w:tr>
+        <w:tc>
+          <w:tcPr>
+            <w:tcW w:type="dxa" w:w="2154"/>
+          </w:tcPr>
+          <w:p>
+            <w:r/>
+            <w:r>
+              <w:rPr>
+                <w:sz w:val="19"/>
+              </w:rPr>
+              <w:t>CW push (FP → store)</w:t>
+            </w:r>
+          </w:p>
+        </w:tc>
+        <w:tc>
+          <w:tcPr>
+            <w:tcW w:type="dxa" w:w="1474"/>
+          </w:tcPr>
+          <w:p>
+            <w:r/>
+            <w:r>
+              <w:rPr>
+                <w:sz w:val="19"/>
+              </w:rPr>
+              <w:t>od_ship</w:t>
+            </w:r>
+          </w:p>
+        </w:tc>
+        <w:tc>
+          <w:tcPr>
+            <w:tcW w:type="dxa" w:w="4082"/>
+          </w:tcPr>
+          <w:p>
+            <w:r/>
+            <w:r>
+              <w:rPr>
+                <w:sz w:val="19"/>
+              </w:rPr>
+              <w:t>dist_lt + freq</w:t>
+            </w:r>
+          </w:p>
+        </w:tc>
+      </w:tr>
+    </w:tbl>
+    <w:p>
+      <w:pPr>
+        <w:spacing w:before="200" w:after="80"/>
+      </w:pPr>
+      <w:r>
+        <w:rPr>
+          <w:b/>
+          <w:color w:val="2C3E56"/>
+          <w:sz w:val="28"/>
+        </w:rPr>
+        <w:t>The ordering rule (periodic review, multi-echelon targets)</w:t>
       </w:r>
     </w:p>
     <w:p>
@@ -762,11 +1324,17 @@
         </w:rPr>
         <w:t>if w in review_weeks:</w:t>
         <w:br/>
-        <w:t xml:space="preserve">    target   = forecast × coverage</w:t>
+        <w:t xml:space="preserve">    for stage in [sup, semi, fp, ship]:</w:t>
         <w:br/>
-        <w:t xml:space="preserve">    existing = stores + WIP + buffers + supplier_backlog</w:t>
+        <w:t xml:space="preserve">        target_x   = forecast × coverage_x        # demand to cover</w:t>
         <w:br/>
-        <w:t xml:space="preserve">    order    = max(0, target − existing)</w:t>
+        <w:t xml:space="preserve">        existing_x = (stores + every unit already AT or DOWNSTREAM</w:t>
+        <w:br/>
+        <w:t xml:space="preserve">                      of this stage's push point) + this stage's backlog</w:t>
+        <w:br/>
+        <w:t xml:space="preserve">        order_x    = max(0, target_x − existing_x)</w:t>
+        <w:br/>
+        <w:t xml:space="preserve">        backlog_x += order_x                       # accrues to the stage</w:t>
       </w:r>
     </w:p>
     <w:p>
@@ -774,7 +1342,36 @@
         <w:spacing w:after="80"/>
       </w:pPr>
       <w:r>
-        <w:t>On non-review weeks, the order is zero. The forecast updates only on review weeks (the planner re-bases on the latest observed demand). This intentionally models the periodic-review information lag that hurts Push more than Agile.</w:t>
+        <w:t>Each stage's existing-count includes only inventory from that stage's push point downstream, plus that stage's own outstanding backlog — so consecutive reviews never double-count, and an upstream order does not suppress a downstream one. The four orders accrue to four independent backlogs (supplier pre-buffer, semi, fp, ship). Each processing or shipping step later in the week consumes against its OWN backlog: RM→Semi draws down the semi backlog, Semi→FP the fp backlog, and the CW→store push the ship backlog. This is what ‘advanced stage ordering' means — every stage pulls work forward on its own shorter horizon instead of waiting for one chain-level order to propagate.</w:t>
+      </w:r>
+    </w:p>
+    <w:p>
+      <w:pPr>
+        <w:spacing w:after="80"/>
+      </w:pPr>
+      <w:r>
+        <w:t>On non-review weeks, all orders are zero. The forecast updates only on review weeks (the planner re-bases on the latest observed demand). This intentionally models the periodic-review information lag that hurts Push more than Agile.</w:t>
+      </w:r>
+    </w:p>
+    <w:p>
+      <w:pPr>
+        <w:spacing w:before="200" w:after="80"/>
+      </w:pPr>
+      <w:r>
+        <w:rPr>
+          <w:b/>
+          <w:color w:val="2C3E56"/>
+          <w:sz w:val="28"/>
+        </w:rPr>
+        <w:t>Per-store gap adjustment (smart distribution only)</w:t>
+      </w:r>
+    </w:p>
+    <w:p>
+      <w:pPr>
+        <w:spacing w:after="80"/>
+      </w:pPr>
+      <w:r>
+        <w:t>Pooled stage targets answer ‘does the chain hold enough in aggregate?' but can miss the case where some stores starve while others sit on surplus. When smart distribution is on, each stage also computes a per-store gap: it works out the cover-equalizing share of the common upstream pool that the CW push will actually deliver, then sums each store's remaining shortfall. The final stage order is the MAX of the pooled order and this per-store gap, so ordering and execution use the same allocation logic.</w:t>
       </w:r>
     </w:p>
     <w:p>
@@ -826,7 +1423,7 @@
           <w:color w:val="2C3E56"/>
           <w:sz w:val="28"/>
         </w:rPr>
-        <w:t>What the planner sees</w:t>
+        <w:t>What the planner sees (two forecast regimes)</w:t>
       </w:r>
     </w:p>
     <w:p>
@@ -834,7 +1431,92 @@
         <w:spacing w:after="80"/>
       </w:pPr>
       <w:r>
-        <w:t>On each review week the planner observes the current week's actual demand and treats it as the forward-looking forecast for ordering purposes. There is no moving-average smoothing or exponential-smoothing layer — the simulator deliberately uses the simplest possible signal so that the comparison between Agile and Push isolates the structural effects of lead time and review frequency.</w:t>
+        <w:t>The simulator runs one of two forecast regimes depending on the demand profile:</w:t>
+      </w:r>
+    </w:p>
+    <w:p>
+      <w:pPr>
+        <w:pStyle w:val="ListBullet"/>
+        <w:spacing w:after="40"/>
+      </w:pPr>
+      <w:r>
+        <w:t>Flat / Ramp / Drop (no seasonal curve): on each review week the planner observes the current week's actual demand and treats it as the flat forward-looking rate. Each stage target is simply forecast × coverage_x. No smoothing layer — the simplest possible signal, so the comparison isolates the structural effects of lead time and review frequency.</w:t>
+      </w:r>
+    </w:p>
+    <w:p>
+      <w:pPr>
+        <w:pStyle w:val="ListBullet"/>
+        <w:spacing w:after="40"/>
+      </w:pPr>
+      <w:r>
+        <w:t>Seasonal: the planner holds a believed demand SHAPE (the planner curve) but does not know its MAGNITUDE until the season starts. Targets are a forward look-ahead over that curve, scaled by a factor discovered at the first review (next subsection).</w:t>
+      </w:r>
+    </w:p>
+    <w:p>
+      <w:pPr>
+        <w:spacing w:before="200" w:after="80"/>
+      </w:pPr>
+      <w:r>
+        <w:rPr>
+          <w:b/>
+          <w:color w:val="2C3E56"/>
+          <w:sz w:val="28"/>
+        </w:rPr>
+        <w:t>Seasonal: actual sales guessed in the first review period</w:t>
+      </w:r>
+    </w:p>
+    <w:p>
+      <w:pPr>
+        <w:spacing w:after="80"/>
+      </w:pPr>
+      <w:r>
+        <w:t>A seasonal planner knows the season is, say, ‘steep, peaking around week 6,' but cannot know in advance whether this year sells at an average of 30, 100 or 300 a week. The simulator models exactly this. The planner curve encodes the believed shape, normalized to an average of 100/wk. On the FIRST review week the planner compares cumulative actual demand so far against the cumulative curve over the same weeks and locks a single scaling factor:</w:t>
+      </w:r>
+    </w:p>
+    <w:p>
+      <w:pPr>
+        <w:spacing w:before="40" w:after="120"/>
+        <w:ind w:left="283"/>
+      </w:pPr>
+      <w:r>
+        <w:rPr>
+          <w:rFonts w:ascii="Consolas" w:hAnsi="Consolas"/>
+          <w:color w:val="1A2A40"/>
+          <w:sz w:val="19"/>
+        </w:rPr>
+        <w:t># locked once, at the first review week only</w:t>
+        <w:br/>
+        <w:t>f = Σ actual_demand[1..w]  /  Σ planner_curve[1..w]</w:t>
+      </w:r>
+    </w:p>
+    <w:p>
+      <w:pPr>
+        <w:spacing w:after="80"/>
+      </w:pPr>
+      <w:r>
+        <w:t>From then on, every stage target is a forward sum over the believed curve, scaled by that discovered factor:</w:t>
+      </w:r>
+    </w:p>
+    <w:p>
+      <w:pPr>
+        <w:spacing w:before="40" w:after="120"/>
+        <w:ind w:left="283"/>
+      </w:pPr>
+      <w:r>
+        <w:rPr>
+          <w:rFonts w:ascii="Consolas" w:hAnsi="Consolas"/>
+          <w:color w:val="1A2A40"/>
+          <w:sz w:val="19"/>
+        </w:rPr>
+        <w:t>target_x = f × Σ planner_curve[w+1 .. w+coverage_x]   (capped at sim end)</w:t>
+      </w:r>
+    </w:p>
+    <w:p>
+      <w:pPr>
+        <w:spacing w:after="80"/>
+      </w:pPr>
+      <w:r>
+        <w:t>So if the believed average was 100/wk but the first period sells through at roughly 3×, the planner locks f ≈ 3.0 and scales its entire forward plan up by 3× — it has ‘guessed' the season's magnitude from the opening weeks and commits to it. The factor is snapped to a clean integer (or 0.1 increment) when the observed ratio is within rounding-drift distance, because the integer weekly demand the presets generate produces ratios that are nearly but not exactly clean (e.g. an avg-300 curve against an avg-100 belief reads as ~2.99 rather than 3.00). Snapping keeps the displayed factor readable without changing behaviour. Once locked, the factor never re-bases — a wrong first guess is carried for the rest of the season, which is the whole point: long-cycle planners live with their opening-period read.</w:t>
       </w:r>
     </w:p>
     <w:p>
@@ -864,7 +1546,7 @@
         <w:spacing w:after="40"/>
       </w:pPr>
       <w:r>
-        <w:t>Stocks at both stores</w:t>
+        <w:t>Stocks at every store</w:t>
       </w:r>
     </w:p>
     <w:p>
@@ -900,6 +1582,14 @@
       </w:pPr>
       <w:r>
         <w:t>This means that as the supplier accumulates a backlog, the planner does NOT re-order the same units — they are already on the books.</w:t>
+      </w:r>
+    </w:p>
+    <w:p>
+      <w:pPr>
+        <w:spacing w:after="80"/>
+      </w:pPr>
+      <w:r>
+        <w:t>The list above is the SUPPLIER stage's existing-count. Each downstream stage uses a narrower slice: the Semi order ignores raw material and the Material pipe (those cannot reach a store within its shorter coverage), the Finishing order ignores everything upstream of the FP pipe, and the CW push counts only store stock plus distribution pipes. Each stage also adds its own backlog, never another stage's, so the four orders stay independent.</w:t>
       </w:r>
     </w:p>
     <w:p>
@@ -933,6 +1623,35 @@
           <w:color w:val="2C3E56"/>
           <w:sz w:val="28"/>
         </w:rPr>
+        <w:t>Max total products (lifetime production cap)</w:t>
+      </w:r>
+    </w:p>
+    <w:p>
+      <w:pPr>
+        <w:spacing w:after="80"/>
+      </w:pPr>
+      <w:r>
+        <w:t>The ‘Max total products (lifetime)' slider, directly under Initial Stock, sets a cumulative production budget for the whole simulation. It counts the initial stock (already in the chain at week 0) PLUS every unit the supplier ships afterwards. Once that budget is exhausted, supplier orders are forced to zero for the rest of the run — the chain lives on what it has already produced.</w:t>
+      </w:r>
+    </w:p>
+    <w:p>
+      <w:pPr>
+        <w:spacing w:after="80"/>
+      </w:pPr>
+      <w:r>
+        <w:t>It is a lifetime total, not an instantaneous work-in-progress limit: a cap of 2 600 with 2 600 of initial stock means the supplier never produces anything new. The slider cannot be set below the current initial stock, since the chain already contains that much at week 0. Use it to study a capacity-constrained season where total output is fixed and the only question is where to place it.</w:t>
+      </w:r>
+    </w:p>
+    <w:p>
+      <w:pPr>
+        <w:spacing w:before="200" w:after="80"/>
+      </w:pPr>
+      <w:r>
+        <w:rPr>
+          <w:b/>
+          <w:color w:val="2C3E56"/>
+          <w:sz w:val="28"/>
+        </w:rPr>
         <w:t>Smart vs Push distribution</w:t>
       </w:r>
     </w:p>
@@ -941,7 +1660,7 @@
         <w:spacing w:after="80"/>
       </w:pPr>
       <w:r>
-        <w:t>Push 50/50 always allocates CW shipments equally between stores, ignoring the demand split. Smart distribution, after the first review, computes weeks-of-cover per store and prioritizes the worst-covered store before splitting the remainder by demand rate. The first CW shipment is still 50/50 because the planner has not yet reviewed.</w:t>
+        <w:t>Push always allocates CW shipments in fixed tier-proportional shares, ignoring each store's current stock. Smart distribution, after the first review, water-fills to equalize weeks-of-cover across stores — prioritizing the worst-covered (typically a high-selling store that has burned through its stock) before splitting the remainder by learned sell rate. The first CW push is still even because the planner has not yet reviewed.</w:t>
       </w:r>
     </w:p>
     <w:p>
@@ -2510,7 +3229,7 @@
         <w:spacing w:after="80"/>
       </w:pPr>
       <w:r>
-        <w:t>CW (the central warehouse) holds finished goods and pushes them downstream every week regardless of order activity. The reasoning: CW-to-store is internal logistics, not procurement — once goods are finished, the firm allocates them to wherever they sell. The first CW shipment always splits 50/50 between stores; from the first review onward, smart distribution prioritizes the worst-covered store.</w:t>
+        <w:t>CW (the central warehouse) holds finished goods and pushes them downstream every week regardless of order activity. The reasoning: CW-to-store is internal logistics, not procurement — once goods are finished, the firm allocates them to wherever they sell. The first CW shipment is spread evenly across the network; from the first review onward, smart distribution prioritizes the worst-covered stores (typically the high-selling tier).</w:t>
       </w:r>
     </w:p>
     <w:p>
@@ -2711,7 +3430,201 @@
         <w:spacing w:after="80"/>
       </w:pPr>
       <w:r>
-        <w:t>Below each stage band, a WIP label sums all units currently in that stage's pipe + its buffer. Distribution shows two lines — WIP A and WIP B — because each store has its own dedicated pipe.</w:t>
+        <w:t>Below each stage band, a WIP label sums all units currently in that stage's pipe + its buffer. Distribution aggregates the per-store pipes into a single in-transit total across the network.</w:t>
+      </w:r>
+    </w:p>
+    <w:p>
+      <w:pPr>
+        <w:spacing w:before="200" w:after="80"/>
+      </w:pPr>
+      <w:r>
+        <w:rPr>
+          <w:b/>
+          <w:color w:val="2C3E56"/>
+          <w:sz w:val="28"/>
+        </w:rPr>
+        <w:t>Sales matrix (per-store heatmap)</w:t>
+      </w:r>
+    </w:p>
+    <w:p>
+      <w:pPr>
+        <w:spacing w:after="80"/>
+      </w:pPr>
+      <w:r>
+        <w:t>Below the diagram, the sales matrix shows every store as a row and every week as a column. All stores are displayed (row height shrinks as the network grows). Rows are ordered top-to-bottom from high-selling to small, so the tier bands are visible at a glance. Each cell is colored by that store's state for the week:</w:t>
+      </w:r>
+    </w:p>
+    <w:tbl>
+      <w:tblPr>
+        <w:tblStyle w:val="LightGrid-Accent1"/>
+        <w:tblW w:type="auto" w:w="0"/>
+        <w:tblLook w:firstColumn="1" w:firstRow="1" w:lastColumn="0" w:lastRow="0" w:noHBand="0" w:noVBand="1" w:val="04A0"/>
+      </w:tblPr>
+      <w:tblGrid>
+        <w:gridCol w:w="4873"/>
+        <w:gridCol w:w="4873"/>
+      </w:tblGrid>
+      <w:tr>
+        <w:tc>
+          <w:tcPr>
+            <w:tcW w:type="dxa" w:w="1928"/>
+            <w:shd w:val="clear" w:fill="DCE3ED"/>
+          </w:tcPr>
+          <w:p>
+            <w:r/>
+            <w:r>
+              <w:rPr>
+                <w:b/>
+                <w:sz w:val="20"/>
+              </w:rPr>
+              <w:t>State</w:t>
+            </w:r>
+          </w:p>
+        </w:tc>
+        <w:tc>
+          <w:tcPr>
+            <w:tcW w:type="dxa" w:w="6576"/>
+            <w:shd w:val="clear" w:fill="DCE3ED"/>
+          </w:tcPr>
+          <w:p>
+            <w:r/>
+            <w:r>
+              <w:rPr>
+                <w:b/>
+                <w:sz w:val="20"/>
+              </w:rPr>
+              <w:t>Meaning</w:t>
+            </w:r>
+          </w:p>
+        </w:tc>
+      </w:tr>
+      <w:tr>
+        <w:tc>
+          <w:tcPr>
+            <w:tcW w:type="dxa" w:w="1928"/>
+          </w:tcPr>
+          <w:p>
+            <w:r/>
+            <w:r>
+              <w:rPr>
+                <w:sz w:val="19"/>
+              </w:rPr>
+              <w:t>Sold (green)</w:t>
+            </w:r>
+          </w:p>
+        </w:tc>
+        <w:tc>
+          <w:tcPr>
+            <w:tcW w:type="dxa" w:w="6576"/>
+          </w:tcPr>
+          <w:p>
+            <w:r/>
+            <w:r>
+              <w:rPr>
+                <w:sz w:val="19"/>
+              </w:rPr>
+              <w:t>Store had stock and met demand.</w:t>
+            </w:r>
+          </w:p>
+        </w:tc>
+      </w:tr>
+      <w:tr>
+        <w:tc>
+          <w:tcPr>
+            <w:tcW w:type="dxa" w:w="1928"/>
+          </w:tcPr>
+          <w:p>
+            <w:r/>
+            <w:r>
+              <w:rPr>
+                <w:sz w:val="19"/>
+              </w:rPr>
+              <w:t>Missed (red)</w:t>
+            </w:r>
+          </w:p>
+        </w:tc>
+        <w:tc>
+          <w:tcPr>
+            <w:tcW w:type="dxa" w:w="6576"/>
+          </w:tcPr>
+          <w:p>
+            <w:r/>
+            <w:r>
+              <w:rPr>
+                <w:sz w:val="19"/>
+              </w:rPr>
+              <w:t>Demand hit but the store was empty.</w:t>
+            </w:r>
+          </w:p>
+        </w:tc>
+      </w:tr>
+      <w:tr>
+        <w:tc>
+          <w:tcPr>
+            <w:tcW w:type="dxa" w:w="1928"/>
+          </w:tcPr>
+          <w:p>
+            <w:r/>
+            <w:r>
+              <w:rPr>
+                <w:sz w:val="19"/>
+              </w:rPr>
+              <w:t>Held (yellow)</w:t>
+            </w:r>
+          </w:p>
+        </w:tc>
+        <w:tc>
+          <w:tcPr>
+            <w:tcW w:type="dxa" w:w="6576"/>
+          </w:tcPr>
+          <w:p>
+            <w:r/>
+            <w:r>
+              <w:rPr>
+                <w:sz w:val="19"/>
+              </w:rPr>
+              <w:t>Store holds stock but had no demand this week.</w:t>
+            </w:r>
+          </w:p>
+        </w:tc>
+      </w:tr>
+      <w:tr>
+        <w:tc>
+          <w:tcPr>
+            <w:tcW w:type="dxa" w:w="1928"/>
+          </w:tcPr>
+          <w:p>
+            <w:r/>
+            <w:r>
+              <w:rPr>
+                <w:sz w:val="19"/>
+              </w:rPr>
+              <w:t>Idle (grey)</w:t>
+            </w:r>
+          </w:p>
+        </w:tc>
+        <w:tc>
+          <w:tcPr>
+            <w:tcW w:type="dxa" w:w="6576"/>
+          </w:tcPr>
+          <w:p>
+            <w:r/>
+            <w:r>
+              <w:rPr>
+                <w:sz w:val="19"/>
+              </w:rPr>
+              <w:t>Store is empty AND had no demand. Note: this is a per-store state — stock can still sit in CW or upstream stages without showing here.</w:t>
+            </w:r>
+          </w:p>
+        </w:tc>
+      </w:tr>
+    </w:tbl>
+    <w:p>
+      <w:pPr>
+        <w:spacing w:after="80"/>
+      </w:pPr>
+      <w:r>
+        <w:t>Reading the bands together tells the distribution story: a red high-selling band with yellow small-store rows means stock is stranded at low-demand stores while the volume drivers starve — the classic failure mode that smart distribution exists to prevent.</w:t>
       </w:r>
     </w:p>
     <w:p>
@@ -2742,7 +3655,7 @@
           <w:color w:val="2C3E56"/>
           <w:sz w:val="28"/>
         </w:rPr>
-        <w:t>The seven KPI cards</w:t>
+        <w:t>The six KPI cards</w:t>
       </w:r>
     </w:p>
     <w:p>
@@ -2750,7 +3663,7 @@
         <w:spacing w:after="80"/>
       </w:pPr>
       <w:r>
-        <w:t>Above the diagram, seven cards summarize cumulative results from W1 to the current week. They update as you navigate the timeline.</w:t>
+        <w:t>Above the diagram, six cards summarize cumulative results from W1 to the current week. They update as you navigate the timeline.</w:t>
       </w:r>
     </w:p>
     <w:tbl>
@@ -2767,7 +3680,7 @@
       <w:tr>
         <w:tc>
           <w:tcPr>
-            <w:tcW w:type="dxa" w:w="1701"/>
+            <w:tcW w:type="dxa" w:w="2041"/>
             <w:shd w:val="clear" w:fill="DCE3ED"/>
           </w:tcPr>
           <w:p>
@@ -2783,7 +3696,7 @@
         </w:tc>
         <w:tc>
           <w:tcPr>
-            <w:tcW w:type="dxa" w:w="4252"/>
+            <w:tcW w:type="dxa" w:w="3969"/>
             <w:shd w:val="clear" w:fill="DCE3ED"/>
           </w:tcPr>
           <w:p>
@@ -2799,7 +3712,7 @@
         </w:tc>
         <w:tc>
           <w:tcPr>
-            <w:tcW w:type="dxa" w:w="2551"/>
+            <w:tcW w:type="dxa" w:w="2494"/>
             <w:shd w:val="clear" w:fill="DCE3ED"/>
           </w:tcPr>
           <w:p>
@@ -2817,7 +3730,7 @@
       <w:tr>
         <w:tc>
           <w:tcPr>
-            <w:tcW w:type="dxa" w:w="1701"/>
+            <w:tcW w:type="dxa" w:w="2041"/>
           </w:tcPr>
           <w:p>
             <w:r/>
@@ -2831,7 +3744,7 @@
         </w:tc>
         <w:tc>
           <w:tcPr>
-            <w:tcW w:type="dxa" w:w="4252"/>
+            <w:tcW w:type="dxa" w:w="3969"/>
           </w:tcPr>
           <w:p>
             <w:r/>
@@ -2845,7 +3758,7 @@
         </w:tc>
         <w:tc>
           <w:tcPr>
-            <w:tcW w:type="dxa" w:w="2551"/>
+            <w:tcW w:type="dxa" w:w="2494"/>
           </w:tcPr>
           <w:p>
             <w:r/>
@@ -2861,7 +3774,7 @@
       <w:tr>
         <w:tc>
           <w:tcPr>
-            <w:tcW w:type="dxa" w:w="1701"/>
+            <w:tcW w:type="dxa" w:w="2041"/>
           </w:tcPr>
           <w:p>
             <w:r/>
@@ -2875,7 +3788,7 @@
         </w:tc>
         <w:tc>
           <w:tcPr>
-            <w:tcW w:type="dxa" w:w="4252"/>
+            <w:tcW w:type="dxa" w:w="3969"/>
           </w:tcPr>
           <w:p>
             <w:r/>
@@ -2889,7 +3802,7 @@
         </w:tc>
         <w:tc>
           <w:tcPr>
-            <w:tcW w:type="dxa" w:w="2551"/>
+            <w:tcW w:type="dxa" w:w="2494"/>
           </w:tcPr>
           <w:p>
             <w:r/>
@@ -2905,7 +3818,7 @@
       <w:tr>
         <w:tc>
           <w:tcPr>
-            <w:tcW w:type="dxa" w:w="1701"/>
+            <w:tcW w:type="dxa" w:w="2041"/>
           </w:tcPr>
           <w:p>
             <w:r/>
@@ -2919,7 +3832,7 @@
         </w:tc>
         <w:tc>
           <w:tcPr>
-            <w:tcW w:type="dxa" w:w="4252"/>
+            <w:tcW w:type="dxa" w:w="3969"/>
           </w:tcPr>
           <w:p>
             <w:r/>
@@ -2933,7 +3846,7 @@
         </w:tc>
         <w:tc>
           <w:tcPr>
-            <w:tcW w:type="dxa" w:w="2551"/>
+            <w:tcW w:type="dxa" w:w="2494"/>
           </w:tcPr>
           <w:p>
             <w:r/>
@@ -2949,7 +3862,7 @@
       <w:tr>
         <w:tc>
           <w:tcPr>
-            <w:tcW w:type="dxa" w:w="1701"/>
+            <w:tcW w:type="dxa" w:w="2041"/>
           </w:tcPr>
           <w:p>
             <w:r/>
@@ -2957,13 +3870,13 @@
               <w:rPr>
                 <w:sz w:val="19"/>
               </w:rPr>
-              <w:t>Missed A</w:t>
+              <w:t>Store-Stockout Events</w:t>
             </w:r>
           </w:p>
         </w:tc>
         <w:tc>
           <w:tcPr>
-            <w:tcW w:type="dxa" w:w="4252"/>
+            <w:tcW w:type="dxa" w:w="3969"/>
           </w:tcPr>
           <w:p>
             <w:r/>
@@ -2971,101 +3884,13 @@
               <w:rPr>
                 <w:sz w:val="19"/>
               </w:rPr>
-              <w:t>Per-store missed sales (Store A)</w:t>
+              <w:t>Count of store×week cells that missed</w:t>
             </w:r>
           </w:p>
         </w:tc>
         <w:tc>
           <w:tcPr>
-            <w:tcW w:type="dxa" w:w="2551"/>
-          </w:tcPr>
-          <w:p>
-            <w:r/>
-            <w:r>
-              <w:rPr>
-                <w:sz w:val="19"/>
-              </w:rPr>
-              <w:t>Red</w:t>
-            </w:r>
-          </w:p>
-        </w:tc>
-      </w:tr>
-      <w:tr>
-        <w:tc>
-          <w:tcPr>
-            <w:tcW w:type="dxa" w:w="1701"/>
-          </w:tcPr>
-          <w:p>
-            <w:r/>
-            <w:r>
-              <w:rPr>
-                <w:sz w:val="19"/>
-              </w:rPr>
-              <w:t>Missed B</w:t>
-            </w:r>
-          </w:p>
-        </w:tc>
-        <w:tc>
-          <w:tcPr>
-            <w:tcW w:type="dxa" w:w="4252"/>
-          </w:tcPr>
-          <w:p>
-            <w:r/>
-            <w:r>
-              <w:rPr>
-                <w:sz w:val="19"/>
-              </w:rPr>
-              <w:t>Per-store missed sales (Store B)</w:t>
-            </w:r>
-          </w:p>
-        </w:tc>
-        <w:tc>
-          <w:tcPr>
-            <w:tcW w:type="dxa" w:w="2551"/>
-          </w:tcPr>
-          <w:p>
-            <w:r/>
-            <w:r>
-              <w:rPr>
-                <w:sz w:val="19"/>
-              </w:rPr>
-              <w:t>Purple</w:t>
-            </w:r>
-          </w:p>
-        </w:tc>
-      </w:tr>
-      <w:tr>
-        <w:tc>
-          <w:tcPr>
-            <w:tcW w:type="dxa" w:w="1701"/>
-          </w:tcPr>
-          <w:p>
-            <w:r/>
-            <w:r>
-              <w:rPr>
-                <w:sz w:val="19"/>
-              </w:rPr>
-              <w:t>Stockout Wks</w:t>
-            </w:r>
-          </w:p>
-        </w:tc>
-        <w:tc>
-          <w:tcPr>
-            <w:tcW w:type="dxa" w:w="4252"/>
-          </w:tcPr>
-          <w:p>
-            <w:r/>
-            <w:r>
-              <w:rPr>
-                <w:sz w:val="19"/>
-              </w:rPr>
-              <w:t>Weeks with at least one missed unit</w:t>
-            </w:r>
-          </w:p>
-        </w:tc>
-        <w:tc>
-          <w:tcPr>
-            <w:tcW w:type="dxa" w:w="2551"/>
+            <w:tcW w:type="dxa" w:w="2494"/>
           </w:tcPr>
           <w:p>
             <w:r/>
@@ -3081,7 +3906,51 @@
       <w:tr>
         <w:tc>
           <w:tcPr>
-            <w:tcW w:type="dxa" w:w="1701"/>
+            <w:tcW w:type="dxa" w:w="2041"/>
+          </w:tcPr>
+          <w:p>
+            <w:r/>
+            <w:r>
+              <w:rPr>
+                <w:sz w:val="19"/>
+              </w:rPr>
+              <w:t>Stockout Wks</w:t>
+            </w:r>
+          </w:p>
+        </w:tc>
+        <w:tc>
+          <w:tcPr>
+            <w:tcW w:type="dxa" w:w="3969"/>
+          </w:tcPr>
+          <w:p>
+            <w:r/>
+            <w:r>
+              <w:rPr>
+                <w:sz w:val="19"/>
+              </w:rPr>
+              <w:t>Weeks with at least one missed unit</w:t>
+            </w:r>
+          </w:p>
+        </w:tc>
+        <w:tc>
+          <w:tcPr>
+            <w:tcW w:type="dxa" w:w="2494"/>
+          </w:tcPr>
+          <w:p>
+            <w:r/>
+            <w:r>
+              <w:rPr>
+                <w:sz w:val="19"/>
+              </w:rPr>
+              <w:t>Green if 0, else red</w:t>
+            </w:r>
+          </w:p>
+        </w:tc>
+      </w:tr>
+      <w:tr>
+        <w:tc>
+          <w:tcPr>
+            <w:tcW w:type="dxa" w:w="2041"/>
           </w:tcPr>
           <w:p>
             <w:r/>
@@ -3095,7 +3964,7 @@
         </w:tc>
         <w:tc>
           <w:tcPr>
-            <w:tcW w:type="dxa" w:w="4252"/>
+            <w:tcW w:type="dxa" w:w="3969"/>
           </w:tcPr>
           <w:p>
             <w:r/>
@@ -3109,7 +3978,7 @@
         </w:tc>
         <w:tc>
           <w:tcPr>
-            <w:tcW w:type="dxa" w:w="2551"/>
+            <w:tcW w:type="dxa" w:w="2494"/>
           </w:tcPr>
           <w:p>
             <w:r/>
